--- a/tables/b_TIMECENTER.docx
+++ b/tables/b_TIMECENTER.docx
@@ -19,876 +19,558 @@
         <w:t xml:space="preserve"> </w:t>
       </w:r>
       <w:r>
-        <w:t xml:space="preserve">% Tue Jun 14 23:31:35 2022</w:t>
+        <w:t xml:space="preserve">% Tue Jul 26 16:09:16 2022</w:t>
+      </w:r>
+      <w:r>
+        <w:t xml:space="preserve"> </w:t>
+      </w:r>
+      <w:r>
+        <w:t xml:space="preserve">[1]</w:t>
+      </w:r>
+      <w:r>
+        <w:t xml:space="preserve"> </w:t>
+      </w:r>
+      <w:r>
+        <w:t xml:space="preserve">“</w:t>
+      </w:r>
+      <w:r>
+        <w:t xml:space="preserve">——————————————————————————————————————————</w:t>
+      </w:r>
+      <w:r>
+        <w:t xml:space="preserve">Parcel Label Estimate [95% CI] Location</w:t>
+      </w:r>
+      <w:r>
+        <w:t xml:space="preserve"> </w:t>
+      </w:r>
+      <w:r>
+        <w:t xml:space="preserve">———— ——————- ————————- ——————————————————————-</w:t>
+      </w:r>
+      <w:r>
+        <w:t xml:space="preserve">Vis 3 -0.028 [-0.046, -0.009]</w:t>
+      </w:r>
+      <w:r>
+        <w:t xml:space="preserve"> </w:t>
+      </w:r>
+      <w:r>
+        <w:drawing>
+          <wp:inline>
+            <wp:extent cx="984738" cy="666686"/>
+            <wp:effectExtent b="0" l="0" r="0" t="0"/>
+            <wp:docPr descr="" title="" id="1" name="Picture"/>
+            <a:graphic>
+              <a:graphicData uri="http://schemas.openxmlformats.org/drawingml/2006/picture">
+                <pic:pic>
+                  <pic:nvPicPr>
+                    <pic:cNvPr descr="plots/parcel_icons/7Networks_LH_Vis_3_medial.png" id="0" name="Picture"/>
+                    <pic:cNvPicPr>
+                      <a:picLocks noChangeArrowheads="1" noChangeAspect="1"/>
+                    </pic:cNvPicPr>
+                  </pic:nvPicPr>
+                  <pic:blipFill>
+                    <a:blip r:embed="rId20"/>
+                    <a:stretch>
+                      <a:fillRect/>
+                    </a:stretch>
+                  </pic:blipFill>
+                  <pic:spPr bwMode="auto">
+                    <a:xfrm>
+                      <a:off x="0" y="0"/>
+                      <a:ext cx="984738" cy="666686"/>
+                    </a:xfrm>
+                    <a:prstGeom prst="rect">
+                      <a:avLst/>
+                    </a:prstGeom>
+                    <a:noFill/>
+                    <a:ln w="9525">
+                      <a:noFill/>
+                      <a:headEnd/>
+                      <a:tailEnd/>
+                    </a:ln>
+                  </pic:spPr>
+                </pic:pic>
+              </a:graphicData>
+            </a:graphic>
+          </wp:inline>
+        </w:drawing>
+      </w:r>
+      <w:r>
+        <w:t xml:space="preserve"> </w:t>
+      </w:r>
+      <w:r>
+        <w:t xml:space="preserve">SomMot 27 -0.025 [-0.041, -0.009]</w:t>
+      </w:r>
+      <w:r>
+        <w:t xml:space="preserve"> </w:t>
+      </w:r>
+      <w:r>
+        <w:drawing>
+          <wp:inline>
+            <wp:extent cx="984738" cy="666686"/>
+            <wp:effectExtent b="0" l="0" r="0" t="0"/>
+            <wp:docPr descr="" title="" id="1" name="Picture"/>
+            <a:graphic>
+              <a:graphicData uri="http://schemas.openxmlformats.org/drawingml/2006/picture">
+                <pic:pic>
+                  <pic:nvPicPr>
+                    <pic:cNvPr descr="plots/parcel_icons/7Networks_LH_SomMot_27_lateral.png" id="0" name="Picture"/>
+                    <pic:cNvPicPr>
+                      <a:picLocks noChangeArrowheads="1" noChangeAspect="1"/>
+                    </pic:cNvPicPr>
+                  </pic:nvPicPr>
+                  <pic:blipFill>
+                    <a:blip r:embed="rId21"/>
+                    <a:stretch>
+                      <a:fillRect/>
+                    </a:stretch>
+                  </pic:blipFill>
+                  <pic:spPr bwMode="auto">
+                    <a:xfrm>
+                      <a:off x="0" y="0"/>
+                      <a:ext cx="984738" cy="666686"/>
+                    </a:xfrm>
+                    <a:prstGeom prst="rect">
+                      <a:avLst/>
+                    </a:prstGeom>
+                    <a:noFill/>
+                    <a:ln w="9525">
+                      <a:noFill/>
+                      <a:headEnd/>
+                      <a:tailEnd/>
+                    </a:ln>
+                  </pic:spPr>
+                </pic:pic>
+              </a:graphicData>
+            </a:graphic>
+          </wp:inline>
+        </w:drawing>
+      </w:r>
+      <w:r>
+        <w:t xml:space="preserve"> </w:t>
+      </w:r>
+      <w:r>
+        <w:t xml:space="preserve">Cont Par 1 -0.024 [-0.042, -0.006]</w:t>
+      </w:r>
+      <w:r>
+        <w:t xml:space="preserve"> </w:t>
+      </w:r>
+      <w:r>
+        <w:drawing>
+          <wp:inline>
+            <wp:extent cx="984738" cy="666686"/>
+            <wp:effectExtent b="0" l="0" r="0" t="0"/>
+            <wp:docPr descr="" title="" id="1" name="Picture"/>
+            <a:graphic>
+              <a:graphicData uri="http://schemas.openxmlformats.org/drawingml/2006/picture">
+                <pic:pic>
+                  <pic:nvPicPr>
+                    <pic:cNvPr descr="plots/parcel_icons/7Networks_LH_Cont_Par_1_lateral.png" id="0" name="Picture"/>
+                    <pic:cNvPicPr>
+                      <a:picLocks noChangeArrowheads="1" noChangeAspect="1"/>
+                    </pic:cNvPicPr>
+                  </pic:nvPicPr>
+                  <pic:blipFill>
+                    <a:blip r:embed="rId22"/>
+                    <a:stretch>
+                      <a:fillRect/>
+                    </a:stretch>
+                  </pic:blipFill>
+                  <pic:spPr bwMode="auto">
+                    <a:xfrm>
+                      <a:off x="0" y="0"/>
+                      <a:ext cx="984738" cy="666686"/>
+                    </a:xfrm>
+                    <a:prstGeom prst="rect">
+                      <a:avLst/>
+                    </a:prstGeom>
+                    <a:noFill/>
+                    <a:ln w="9525">
+                      <a:noFill/>
+                      <a:headEnd/>
+                      <a:tailEnd/>
+                    </a:ln>
+                  </pic:spPr>
+                </pic:pic>
+              </a:graphicData>
+            </a:graphic>
+          </wp:inline>
+        </w:drawing>
+      </w:r>
+      <w:r>
+        <w:t xml:space="preserve"> </w:t>
+      </w:r>
+      <w:r>
+        <w:t xml:space="preserve">Vis 10 -0.038 [-0.060, -0.015]</w:t>
+      </w:r>
+      <w:r>
+        <w:t xml:space="preserve"> </w:t>
+      </w:r>
+      <w:r>
+        <w:drawing>
+          <wp:inline>
+            <wp:extent cx="984738" cy="666686"/>
+            <wp:effectExtent b="0" l="0" r="0" t="0"/>
+            <wp:docPr descr="" title="" id="1" name="Picture"/>
+            <a:graphic>
+              <a:graphicData uri="http://schemas.openxmlformats.org/drawingml/2006/picture">
+                <pic:pic>
+                  <pic:nvPicPr>
+                    <pic:cNvPr descr="plots/parcel_icons/7Networks_RH_Vis_10_lateral.png" id="0" name="Picture"/>
+                    <pic:cNvPicPr>
+                      <a:picLocks noChangeArrowheads="1" noChangeAspect="1"/>
+                    </pic:cNvPicPr>
+                  </pic:nvPicPr>
+                  <pic:blipFill>
+                    <a:blip r:embed="rId23"/>
+                    <a:stretch>
+                      <a:fillRect/>
+                    </a:stretch>
+                  </pic:blipFill>
+                  <pic:spPr bwMode="auto">
+                    <a:xfrm>
+                      <a:off x="0" y="0"/>
+                      <a:ext cx="984738" cy="666686"/>
+                    </a:xfrm>
+                    <a:prstGeom prst="rect">
+                      <a:avLst/>
+                    </a:prstGeom>
+                    <a:noFill/>
+                    <a:ln w="9525">
+                      <a:noFill/>
+                      <a:headEnd/>
+                      <a:tailEnd/>
+                    </a:ln>
+                  </pic:spPr>
+                </pic:pic>
+              </a:graphicData>
+            </a:graphic>
+          </wp:inline>
+        </w:drawing>
+      </w:r>
+      <w:r>
+        <w:t xml:space="preserve"> </w:t>
+      </w:r>
+      <w:r>
+        <w:t xml:space="preserve">Vis 16 -0.027 [-0.048, -0.006]</w:t>
+      </w:r>
+      <w:r>
+        <w:t xml:space="preserve"> </w:t>
+      </w:r>
+      <w:r>
+        <w:drawing>
+          <wp:inline>
+            <wp:extent cx="984738" cy="666686"/>
+            <wp:effectExtent b="0" l="0" r="0" t="0"/>
+            <wp:docPr descr="" title="" id="1" name="Picture"/>
+            <a:graphic>
+              <a:graphicData uri="http://schemas.openxmlformats.org/drawingml/2006/picture">
+                <pic:pic>
+                  <pic:nvPicPr>
+                    <pic:cNvPr descr="plots/parcel_icons/7Networks_RH_Vis_16_lateral.png" id="0" name="Picture"/>
+                    <pic:cNvPicPr>
+                      <a:picLocks noChangeArrowheads="1" noChangeAspect="1"/>
+                    </pic:cNvPicPr>
+                  </pic:nvPicPr>
+                  <pic:blipFill>
+                    <a:blip r:embed="rId24"/>
+                    <a:stretch>
+                      <a:fillRect/>
+                    </a:stretch>
+                  </pic:blipFill>
+                  <pic:spPr bwMode="auto">
+                    <a:xfrm>
+                      <a:off x="0" y="0"/>
+                      <a:ext cx="984738" cy="666686"/>
+                    </a:xfrm>
+                    <a:prstGeom prst="rect">
+                      <a:avLst/>
+                    </a:prstGeom>
+                    <a:noFill/>
+                    <a:ln w="9525">
+                      <a:noFill/>
+                      <a:headEnd/>
+                      <a:tailEnd/>
+                    </a:ln>
+                  </pic:spPr>
+                </pic:pic>
+              </a:graphicData>
+            </a:graphic>
+          </wp:inline>
+        </w:drawing>
+      </w:r>
+      <w:r>
+        <w:t xml:space="preserve"> </w:t>
+      </w:r>
+      <w:r>
+        <w:t xml:space="preserve">Vis 24 -0.032 [-0.057, -0.007]</w:t>
+      </w:r>
+      <w:r>
+        <w:t xml:space="preserve"> </w:t>
+      </w:r>
+      <w:r>
+        <w:drawing>
+          <wp:inline>
+            <wp:extent cx="984738" cy="666686"/>
+            <wp:effectExtent b="0" l="0" r="0" t="0"/>
+            <wp:docPr descr="" title="" id="1" name="Picture"/>
+            <a:graphic>
+              <a:graphicData uri="http://schemas.openxmlformats.org/drawingml/2006/picture">
+                <pic:pic>
+                  <pic:nvPicPr>
+                    <pic:cNvPr descr="plots/parcel_icons/7Networks_RH_Vis_24_medial.png" id="0" name="Picture"/>
+                    <pic:cNvPicPr>
+                      <a:picLocks noChangeArrowheads="1" noChangeAspect="1"/>
+                    </pic:cNvPicPr>
+                  </pic:nvPicPr>
+                  <pic:blipFill>
+                    <a:blip r:embed="rId25"/>
+                    <a:stretch>
+                      <a:fillRect/>
+                    </a:stretch>
+                  </pic:blipFill>
+                  <pic:spPr bwMode="auto">
+                    <a:xfrm>
+                      <a:off x="0" y="0"/>
+                      <a:ext cx="984738" cy="666686"/>
+                    </a:xfrm>
+                    <a:prstGeom prst="rect">
+                      <a:avLst/>
+                    </a:prstGeom>
+                    <a:noFill/>
+                    <a:ln w="9525">
+                      <a:noFill/>
+                      <a:headEnd/>
+                      <a:tailEnd/>
+                    </a:ln>
+                  </pic:spPr>
+                </pic:pic>
+              </a:graphicData>
+            </a:graphic>
+          </wp:inline>
+        </w:drawing>
+      </w:r>
+      <w:r>
+        <w:t xml:space="preserve"> </w:t>
+      </w:r>
+      <w:r>
+        <w:t xml:space="preserve">Cont PFCl 6 -0.031 [-0.055, -0.007]</w:t>
+      </w:r>
+      <w:r>
+        <w:t xml:space="preserve"> </w:t>
+      </w:r>
+      <w:r>
+        <w:drawing>
+          <wp:inline>
+            <wp:extent cx="984738" cy="666686"/>
+            <wp:effectExtent b="0" l="0" r="0" t="0"/>
+            <wp:docPr descr="" title="" id="1" name="Picture"/>
+            <a:graphic>
+              <a:graphicData uri="http://schemas.openxmlformats.org/drawingml/2006/picture">
+                <pic:pic>
+                  <pic:nvPicPr>
+                    <pic:cNvPr descr="plots/parcel_icons/7Networks_RH_Cont_PFCl_6_lateral.png" id="0" name="Picture"/>
+                    <pic:cNvPicPr>
+                      <a:picLocks noChangeArrowheads="1" noChangeAspect="1"/>
+                    </pic:cNvPicPr>
+                  </pic:nvPicPr>
+                  <pic:blipFill>
+                    <a:blip r:embed="rId26"/>
+                    <a:stretch>
+                      <a:fillRect/>
+                    </a:stretch>
+                  </pic:blipFill>
+                  <pic:spPr bwMode="auto">
+                    <a:xfrm>
+                      <a:off x="0" y="0"/>
+                      <a:ext cx="984738" cy="666686"/>
+                    </a:xfrm>
+                    <a:prstGeom prst="rect">
+                      <a:avLst/>
+                    </a:prstGeom>
+                    <a:noFill/>
+                    <a:ln w="9525">
+                      <a:noFill/>
+                      <a:headEnd/>
+                      <a:tailEnd/>
+                    </a:ln>
+                  </pic:spPr>
+                </pic:pic>
+              </a:graphicData>
+            </a:graphic>
+          </wp:inline>
+        </w:drawing>
+      </w:r>
+      <w:r>
+        <w:t xml:space="preserve"> </w:t>
+      </w:r>
+      <w:r>
+        <w:t xml:space="preserve">Default Par 2 -0.025 [-0.044, -0.006]</w:t>
+      </w:r>
+      <w:r>
+        <w:t xml:space="preserve"> </w:t>
+      </w:r>
+      <w:r>
+        <w:drawing>
+          <wp:inline>
+            <wp:extent cx="984738" cy="666686"/>
+            <wp:effectExtent b="0" l="0" r="0" t="0"/>
+            <wp:docPr descr="" title="" id="1" name="Picture"/>
+            <a:graphic>
+              <a:graphicData uri="http://schemas.openxmlformats.org/drawingml/2006/picture">
+                <pic:pic>
+                  <pic:nvPicPr>
+                    <pic:cNvPr descr="plots/parcel_icons/7Networks_RH_Default_Par_2_lateral.png" id="0" name="Picture"/>
+                    <pic:cNvPicPr>
+                      <a:picLocks noChangeArrowheads="1" noChangeAspect="1"/>
+                    </pic:cNvPicPr>
+                  </pic:nvPicPr>
+                  <pic:blipFill>
+                    <a:blip r:embed="rId27"/>
+                    <a:stretch>
+                      <a:fillRect/>
+                    </a:stretch>
+                  </pic:blipFill>
+                  <pic:spPr bwMode="auto">
+                    <a:xfrm>
+                      <a:off x="0" y="0"/>
+                      <a:ext cx="984738" cy="666686"/>
+                    </a:xfrm>
+                    <a:prstGeom prst="rect">
+                      <a:avLst/>
+                    </a:prstGeom>
+                    <a:noFill/>
+                    <a:ln w="9525">
+                      <a:noFill/>
+                      <a:headEnd/>
+                      <a:tailEnd/>
+                    </a:ln>
+                  </pic:spPr>
+                </pic:pic>
+              </a:graphicData>
+            </a:graphic>
+          </wp:inline>
+        </w:drawing>
+      </w:r>
+      <w:r>
+        <w:t xml:space="preserve"> </w:t>
+      </w:r>
+      <w:r>
+        <w:t xml:space="preserve">Default pCunPCC 4 -0.037 [-0.058, -0.016]</w:t>
+      </w:r>
+      <w:r>
+        <w:t xml:space="preserve"> </w:t>
+      </w:r>
+      <w:r>
+        <w:drawing>
+          <wp:inline>
+            <wp:extent cx="984738" cy="666686"/>
+            <wp:effectExtent b="0" l="0" r="0" t="0"/>
+            <wp:docPr descr="" title="" id="1" name="Picture"/>
+            <a:graphic>
+              <a:graphicData uri="http://schemas.openxmlformats.org/drawingml/2006/picture">
+                <pic:pic>
+                  <pic:nvPicPr>
+                    <pic:cNvPr descr="plots/parcel_icons/7Networks_RH_Default_pCunPCC_4_medial.png" id="0" name="Picture"/>
+                    <pic:cNvPicPr>
+                      <a:picLocks noChangeArrowheads="1" noChangeAspect="1"/>
+                    </pic:cNvPicPr>
+                  </pic:nvPicPr>
+                  <pic:blipFill>
+                    <a:blip r:embed="rId28"/>
+                    <a:stretch>
+                      <a:fillRect/>
+                    </a:stretch>
+                  </pic:blipFill>
+                  <pic:spPr bwMode="auto">
+                    <a:xfrm>
+                      <a:off x="0" y="0"/>
+                      <a:ext cx="984738" cy="666686"/>
+                    </a:xfrm>
+                    <a:prstGeom prst="rect">
+                      <a:avLst/>
+                    </a:prstGeom>
+                    <a:noFill/>
+                    <a:ln w="9525">
+                      <a:noFill/>
+                      <a:headEnd/>
+                      <a:tailEnd/>
+                    </a:ln>
+                  </pic:spPr>
+                </pic:pic>
+              </a:graphicData>
+            </a:graphic>
+          </wp:inline>
+        </w:drawing>
+      </w:r>
+      <w:r>
+        <w:t xml:space="preserve"> </w:t>
+      </w:r>
+      <w:r>
+        <w:t xml:space="preserve">——————————————————————————————————————————</w:t>
+      </w:r>
+      <w:r>
+        <w:t xml:space="preserve">”</w:t>
+      </w:r>
+      <w:r>
+        <w:t xml:space="preserve"> </w:t>
+      </w:r>
+      <w:r>
+        <w:t xml:space="preserve">attr(,</w:t>
+      </w:r>
+      <w:r>
+        <w:t xml:space="preserve">“</w:t>
+      </w:r>
+      <w:r>
+        <w:t xml:space="preserve">class</w:t>
+      </w:r>
+      <w:r>
+        <w:t xml:space="preserve">”</w:t>
+      </w:r>
+      <w:r>
+        <w:t xml:space="preserve">)</w:t>
+      </w:r>
+      <w:r>
+        <w:t xml:space="preserve"> </w:t>
+      </w:r>
+      <w:r>
+        <w:t xml:space="preserve">[1]</w:t>
+      </w:r>
+      <w:r>
+        <w:t xml:space="preserve"> </w:t>
+      </w:r>
+      <w:r>
+        <w:t xml:space="preserve">“</w:t>
+      </w:r>
+      <w:r>
+        <w:t xml:space="preserve">knit_asis</w:t>
+      </w:r>
+      <w:r>
+        <w:t xml:space="preserve">”</w:t>
+      </w:r>
+      <w:r>
+        <w:t xml:space="preserve"> </w:t>
+      </w:r>
+      <w:r>
+        <w:t xml:space="preserve">attr(,</w:t>
+      </w:r>
+      <w:r>
+        <w:t xml:space="preserve">“</w:t>
+      </w:r>
+      <w:r>
+        <w:t xml:space="preserve">knit_cacheable</w:t>
+      </w:r>
+      <w:r>
+        <w:t xml:space="preserve">”</w:t>
+      </w:r>
+      <w:r>
+        <w:t xml:space="preserve">)</w:t>
+      </w:r>
+      <w:r>
+        <w:t xml:space="preserve"> </w:t>
+      </w:r>
+      <w:r>
+        <w:t xml:space="preserve">[1] NA</w:t>
       </w:r>
     </w:p>
-    <w:tbl>
-      <w:tblPr>
-        <w:tblStyle w:val="Table"/>
-        <w:tblW w:type="pct" w:w="5000"/>
-        <w:tblLook w:firstRow="1" w:lastRow="0" w:firstColumn="0" w:lastColumn="0" w:noHBand="0" w:noVBand="0" w:val="0020"/>
-      </w:tblPr>
-      <w:tblGrid>
-        <w:gridCol w:w="810"/>
-        <w:gridCol w:w="1247"/>
-        <w:gridCol w:w="1621"/>
-        <w:gridCol w:w="4240"/>
-      </w:tblGrid>
-      <w:tr>
-        <w:trPr>
-          <w:tblHeader w:val="true"/>
-        </w:trPr>
-        <w:tc>
-          <w:tcPr/>
-          <w:p>
-            <w:pPr>
-              <w:pStyle w:val="Compact"/>
-              <w:jc w:val="left"/>
-            </w:pPr>
-            <w:r>
-              <w:t xml:space="preserve">Hemisphere</w:t>
-            </w:r>
-          </w:p>
-        </w:tc>
-        <w:tc>
-          <w:tcPr/>
-          <w:p>
-            <w:pPr>
-              <w:pStyle w:val="Compact"/>
-              <w:jc w:val="left"/>
-            </w:pPr>
-            <w:r>
-              <w:t xml:space="preserve">Parcel Label</w:t>
-            </w:r>
-          </w:p>
-        </w:tc>
-        <w:tc>
-          <w:tcPr/>
-          <w:p>
-            <w:pPr>
-              <w:pStyle w:val="Compact"/>
-              <w:jc w:val="right"/>
-            </w:pPr>
-            <w:r>
-              <w:t xml:space="preserve">Estimate [99.988% CI]</w:t>
-            </w:r>
-          </w:p>
-        </w:tc>
-        <w:tc>
-          <w:tcPr/>
-          <w:p>
-            <w:pPr>
-              <w:pStyle w:val="Compact"/>
-              <w:jc w:val="center"/>
-            </w:pPr>
-            <w:r>
-              <w:t xml:space="preserve">Location</w:t>
-            </w:r>
-          </w:p>
-        </w:tc>
-      </w:tr>
-      <w:tr>
-        <w:tc>
-          <w:tcPr/>
-          <w:p>
-            <w:pPr>
-              <w:pStyle w:val="Compact"/>
-              <w:jc w:val="left"/>
-            </w:pPr>
-            <w:r>
-              <w:t xml:space="preserve">Left</w:t>
-            </w:r>
-          </w:p>
-        </w:tc>
-        <w:tc>
-          <w:tcPr/>
-          <w:p>
-            <w:pPr>
-              <w:pStyle w:val="Compact"/>
-              <w:jc w:val="left"/>
-            </w:pPr>
-            <w:r>
-              <w:t xml:space="preserve">Vis 3</w:t>
-            </w:r>
-          </w:p>
-        </w:tc>
-        <w:tc>
-          <w:tcPr/>
-          <w:p>
-            <w:pPr>
-              <w:pStyle w:val="Compact"/>
-              <w:jc w:val="right"/>
-            </w:pPr>
-            <w:r>
-              <w:t xml:space="preserve">-0.028 [-0.061, 0.009]</w:t>
-            </w:r>
-          </w:p>
-        </w:tc>
-        <w:tc>
-          <w:tcPr/>
-          <w:p>
-            <w:pPr>
-              <w:pStyle w:val="Compact"/>
-              <w:jc w:val="center"/>
-            </w:pPr>
-            <w:r>
-              <w:drawing>
-                <wp:inline>
-                  <wp:extent cx="984738" cy="666686"/>
-                  <wp:effectExtent b="0" l="0" r="0" t="0"/>
-                  <wp:docPr descr="" title="" id="1" name="Picture"/>
-                  <a:graphic>
-                    <a:graphicData uri="http://schemas.openxmlformats.org/drawingml/2006/picture">
-                      <pic:pic>
-                        <pic:nvPicPr>
-                          <pic:cNvPr descr="plots/parcel_icons/7Networks_LH_Vis_3_medial.png" id="0" name="Picture"/>
-                          <pic:cNvPicPr>
-                            <a:picLocks noChangeArrowheads="1" noChangeAspect="1"/>
-                          </pic:cNvPicPr>
-                        </pic:nvPicPr>
-                        <pic:blipFill>
-                          <a:blip r:embed="rId20"/>
-                          <a:stretch>
-                            <a:fillRect/>
-                          </a:stretch>
-                        </pic:blipFill>
-                        <pic:spPr bwMode="auto">
-                          <a:xfrm>
-                            <a:off x="0" y="0"/>
-                            <a:ext cx="984738" cy="666686"/>
-                          </a:xfrm>
-                          <a:prstGeom prst="rect">
-                            <a:avLst/>
-                          </a:prstGeom>
-                          <a:noFill/>
-                          <a:ln w="9525">
-                            <a:noFill/>
-                            <a:headEnd/>
-                            <a:tailEnd/>
-                          </a:ln>
-                        </pic:spPr>
-                      </pic:pic>
-                    </a:graphicData>
-                  </a:graphic>
-                </wp:inline>
-              </w:drawing>
-            </w:r>
-          </w:p>
-        </w:tc>
-      </w:tr>
-      <w:tr>
-        <w:tc>
-          <w:tcPr/>
-          <w:p>
-            <w:pPr>
-              <w:pStyle w:val="Compact"/>
-              <w:jc w:val="left"/>
-            </w:pPr>
-            <w:r>
-              <w:t xml:space="preserve">Left</w:t>
-            </w:r>
-          </w:p>
-        </w:tc>
-        <w:tc>
-          <w:tcPr/>
-          <w:p>
-            <w:pPr>
-              <w:pStyle w:val="Compact"/>
-              <w:jc w:val="left"/>
-            </w:pPr>
-            <w:r>
-              <w:t xml:space="preserve">SomMot 27</w:t>
-            </w:r>
-          </w:p>
-        </w:tc>
-        <w:tc>
-          <w:tcPr/>
-          <w:p>
-            <w:pPr>
-              <w:pStyle w:val="Compact"/>
-              <w:jc w:val="right"/>
-            </w:pPr>
-            <w:r>
-              <w:t xml:space="preserve">-0.025 [-0.054, 0.009]</w:t>
-            </w:r>
-          </w:p>
-        </w:tc>
-        <w:tc>
-          <w:tcPr/>
-          <w:p>
-            <w:pPr>
-              <w:pStyle w:val="Compact"/>
-              <w:jc w:val="center"/>
-            </w:pPr>
-            <w:r>
-              <w:drawing>
-                <wp:inline>
-                  <wp:extent cx="984738" cy="666686"/>
-                  <wp:effectExtent b="0" l="0" r="0" t="0"/>
-                  <wp:docPr descr="" title="" id="1" name="Picture"/>
-                  <a:graphic>
-                    <a:graphicData uri="http://schemas.openxmlformats.org/drawingml/2006/picture">
-                      <pic:pic>
-                        <pic:nvPicPr>
-                          <pic:cNvPr descr="plots/parcel_icons/7Networks_LH_SomMot_27_lateral.png" id="0" name="Picture"/>
-                          <pic:cNvPicPr>
-                            <a:picLocks noChangeArrowheads="1" noChangeAspect="1"/>
-                          </pic:cNvPicPr>
-                        </pic:nvPicPr>
-                        <pic:blipFill>
-                          <a:blip r:embed="rId21"/>
-                          <a:stretch>
-                            <a:fillRect/>
-                          </a:stretch>
-                        </pic:blipFill>
-                        <pic:spPr bwMode="auto">
-                          <a:xfrm>
-                            <a:off x="0" y="0"/>
-                            <a:ext cx="984738" cy="666686"/>
-                          </a:xfrm>
-                          <a:prstGeom prst="rect">
-                            <a:avLst/>
-                          </a:prstGeom>
-                          <a:noFill/>
-                          <a:ln w="9525">
-                            <a:noFill/>
-                            <a:headEnd/>
-                            <a:tailEnd/>
-                          </a:ln>
-                        </pic:spPr>
-                      </pic:pic>
-                    </a:graphicData>
-                  </a:graphic>
-                </wp:inline>
-              </w:drawing>
-            </w:r>
-          </w:p>
-        </w:tc>
-      </w:tr>
-      <w:tr>
-        <w:tc>
-          <w:tcPr/>
-          <w:p>
-            <w:pPr>
-              <w:pStyle w:val="Compact"/>
-              <w:jc w:val="left"/>
-            </w:pPr>
-            <w:r>
-              <w:t xml:space="preserve">Left</w:t>
-            </w:r>
-          </w:p>
-        </w:tc>
-        <w:tc>
-          <w:tcPr/>
-          <w:p>
-            <w:pPr>
-              <w:pStyle w:val="Compact"/>
-              <w:jc w:val="left"/>
-            </w:pPr>
-            <w:r>
-              <w:t xml:space="preserve">Cont Par 1</w:t>
-            </w:r>
-          </w:p>
-        </w:tc>
-        <w:tc>
-          <w:tcPr/>
-          <w:p>
-            <w:pPr>
-              <w:pStyle w:val="Compact"/>
-              <w:jc w:val="right"/>
-            </w:pPr>
-            <w:r>
-              <w:t xml:space="preserve">-0.024 [-0.058, 0.009]</w:t>
-            </w:r>
-          </w:p>
-        </w:tc>
-        <w:tc>
-          <w:tcPr/>
-          <w:p>
-            <w:pPr>
-              <w:pStyle w:val="Compact"/>
-              <w:jc w:val="center"/>
-            </w:pPr>
-            <w:r>
-              <w:drawing>
-                <wp:inline>
-                  <wp:extent cx="984738" cy="666686"/>
-                  <wp:effectExtent b="0" l="0" r="0" t="0"/>
-                  <wp:docPr descr="" title="" id="1" name="Picture"/>
-                  <a:graphic>
-                    <a:graphicData uri="http://schemas.openxmlformats.org/drawingml/2006/picture">
-                      <pic:pic>
-                        <pic:nvPicPr>
-                          <pic:cNvPr descr="plots/parcel_icons/7Networks_LH_Cont_Par_1_lateral.png" id="0" name="Picture"/>
-                          <pic:cNvPicPr>
-                            <a:picLocks noChangeArrowheads="1" noChangeAspect="1"/>
-                          </pic:cNvPicPr>
-                        </pic:nvPicPr>
-                        <pic:blipFill>
-                          <a:blip r:embed="rId22"/>
-                          <a:stretch>
-                            <a:fillRect/>
-                          </a:stretch>
-                        </pic:blipFill>
-                        <pic:spPr bwMode="auto">
-                          <a:xfrm>
-                            <a:off x="0" y="0"/>
-                            <a:ext cx="984738" cy="666686"/>
-                          </a:xfrm>
-                          <a:prstGeom prst="rect">
-                            <a:avLst/>
-                          </a:prstGeom>
-                          <a:noFill/>
-                          <a:ln w="9525">
-                            <a:noFill/>
-                            <a:headEnd/>
-                            <a:tailEnd/>
-                          </a:ln>
-                        </pic:spPr>
-                      </pic:pic>
-                    </a:graphicData>
-                  </a:graphic>
-                </wp:inline>
-              </w:drawing>
-            </w:r>
-          </w:p>
-        </w:tc>
-      </w:tr>
-      <w:tr>
-        <w:tc>
-          <w:tcPr/>
-          <w:p>
-            <w:pPr>
-              <w:pStyle w:val="Compact"/>
-              <w:jc w:val="left"/>
-            </w:pPr>
-            <w:r>
-              <w:t xml:space="preserve">Right</w:t>
-            </w:r>
-          </w:p>
-        </w:tc>
-        <w:tc>
-          <w:tcPr/>
-          <w:p>
-            <w:pPr>
-              <w:pStyle w:val="Compact"/>
-              <w:jc w:val="left"/>
-            </w:pPr>
-            <w:r>
-              <w:t xml:space="preserve">Vis 10</w:t>
-            </w:r>
-          </w:p>
-        </w:tc>
-        <w:tc>
-          <w:tcPr/>
-          <w:p>
-            <w:pPr>
-              <w:pStyle w:val="Compact"/>
-              <w:jc w:val="right"/>
-            </w:pPr>
-            <w:r>
-              <w:t xml:space="preserve">-0.038 [-0.077, -0.001]</w:t>
-            </w:r>
-          </w:p>
-        </w:tc>
-        <w:tc>
-          <w:tcPr/>
-          <w:p>
-            <w:pPr>
-              <w:pStyle w:val="Compact"/>
-              <w:jc w:val="center"/>
-            </w:pPr>
-            <w:r>
-              <w:drawing>
-                <wp:inline>
-                  <wp:extent cx="984738" cy="666686"/>
-                  <wp:effectExtent b="0" l="0" r="0" t="0"/>
-                  <wp:docPr descr="" title="" id="1" name="Picture"/>
-                  <a:graphic>
-                    <a:graphicData uri="http://schemas.openxmlformats.org/drawingml/2006/picture">
-                      <pic:pic>
-                        <pic:nvPicPr>
-                          <pic:cNvPr descr="plots/parcel_icons/7Networks_RH_Vis_10_lateral.png" id="0" name="Picture"/>
-                          <pic:cNvPicPr>
-                            <a:picLocks noChangeArrowheads="1" noChangeAspect="1"/>
-                          </pic:cNvPicPr>
-                        </pic:nvPicPr>
-                        <pic:blipFill>
-                          <a:blip r:embed="rId23"/>
-                          <a:stretch>
-                            <a:fillRect/>
-                          </a:stretch>
-                        </pic:blipFill>
-                        <pic:spPr bwMode="auto">
-                          <a:xfrm>
-                            <a:off x="0" y="0"/>
-                            <a:ext cx="984738" cy="666686"/>
-                          </a:xfrm>
-                          <a:prstGeom prst="rect">
-                            <a:avLst/>
-                          </a:prstGeom>
-                          <a:noFill/>
-                          <a:ln w="9525">
-                            <a:noFill/>
-                            <a:headEnd/>
-                            <a:tailEnd/>
-                          </a:ln>
-                        </pic:spPr>
-                      </pic:pic>
-                    </a:graphicData>
-                  </a:graphic>
-                </wp:inline>
-              </w:drawing>
-            </w:r>
-          </w:p>
-        </w:tc>
-      </w:tr>
-      <w:tr>
-        <w:tc>
-          <w:tcPr/>
-          <w:p>
-            <w:pPr>
-              <w:pStyle w:val="Compact"/>
-              <w:jc w:val="left"/>
-            </w:pPr>
-            <w:r>
-              <w:t xml:space="preserve">Right</w:t>
-            </w:r>
-          </w:p>
-        </w:tc>
-        <w:tc>
-          <w:tcPr/>
-          <w:p>
-            <w:pPr>
-              <w:pStyle w:val="Compact"/>
-              <w:jc w:val="left"/>
-            </w:pPr>
-            <w:r>
-              <w:t xml:space="preserve">Vis 16</w:t>
-            </w:r>
-          </w:p>
-        </w:tc>
-        <w:tc>
-          <w:tcPr/>
-          <w:p>
-            <w:pPr>
-              <w:pStyle w:val="Compact"/>
-              <w:jc w:val="right"/>
-            </w:pPr>
-            <w:r>
-              <w:t xml:space="preserve">-0.027 [-0.070, 0.012]</w:t>
-            </w:r>
-          </w:p>
-        </w:tc>
-        <w:tc>
-          <w:tcPr/>
-          <w:p>
-            <w:pPr>
-              <w:pStyle w:val="Compact"/>
-              <w:jc w:val="center"/>
-            </w:pPr>
-            <w:r>
-              <w:drawing>
-                <wp:inline>
-                  <wp:extent cx="984738" cy="666686"/>
-                  <wp:effectExtent b="0" l="0" r="0" t="0"/>
-                  <wp:docPr descr="" title="" id="1" name="Picture"/>
-                  <a:graphic>
-                    <a:graphicData uri="http://schemas.openxmlformats.org/drawingml/2006/picture">
-                      <pic:pic>
-                        <pic:nvPicPr>
-                          <pic:cNvPr descr="plots/parcel_icons/7Networks_RH_Vis_16_lateral.png" id="0" name="Picture"/>
-                          <pic:cNvPicPr>
-                            <a:picLocks noChangeArrowheads="1" noChangeAspect="1"/>
-                          </pic:cNvPicPr>
-                        </pic:nvPicPr>
-                        <pic:blipFill>
-                          <a:blip r:embed="rId24"/>
-                          <a:stretch>
-                            <a:fillRect/>
-                          </a:stretch>
-                        </pic:blipFill>
-                        <pic:spPr bwMode="auto">
-                          <a:xfrm>
-                            <a:off x="0" y="0"/>
-                            <a:ext cx="984738" cy="666686"/>
-                          </a:xfrm>
-                          <a:prstGeom prst="rect">
-                            <a:avLst/>
-                          </a:prstGeom>
-                          <a:noFill/>
-                          <a:ln w="9525">
-                            <a:noFill/>
-                            <a:headEnd/>
-                            <a:tailEnd/>
-                          </a:ln>
-                        </pic:spPr>
-                      </pic:pic>
-                    </a:graphicData>
-                  </a:graphic>
-                </wp:inline>
-              </w:drawing>
-            </w:r>
-          </w:p>
-        </w:tc>
-      </w:tr>
-      <w:tr>
-        <w:tc>
-          <w:tcPr/>
-          <w:p>
-            <w:pPr>
-              <w:pStyle w:val="Compact"/>
-              <w:jc w:val="left"/>
-            </w:pPr>
-            <w:r>
-              <w:t xml:space="preserve">Right</w:t>
-            </w:r>
-          </w:p>
-        </w:tc>
-        <w:tc>
-          <w:tcPr/>
-          <w:p>
-            <w:pPr>
-              <w:pStyle w:val="Compact"/>
-              <w:jc w:val="left"/>
-            </w:pPr>
-            <w:r>
-              <w:t xml:space="preserve">Vis 24</w:t>
-            </w:r>
-          </w:p>
-        </w:tc>
-        <w:tc>
-          <w:tcPr/>
-          <w:p>
-            <w:pPr>
-              <w:pStyle w:val="Compact"/>
-              <w:jc w:val="right"/>
-            </w:pPr>
-            <w:r>
-              <w:t xml:space="preserve">-0.032 [-0.077, 0.016]</w:t>
-            </w:r>
-          </w:p>
-        </w:tc>
-        <w:tc>
-          <w:tcPr/>
-          <w:p>
-            <w:pPr>
-              <w:pStyle w:val="Compact"/>
-              <w:jc w:val="center"/>
-            </w:pPr>
-            <w:r>
-              <w:drawing>
-                <wp:inline>
-                  <wp:extent cx="984738" cy="666686"/>
-                  <wp:effectExtent b="0" l="0" r="0" t="0"/>
-                  <wp:docPr descr="" title="" id="1" name="Picture"/>
-                  <a:graphic>
-                    <a:graphicData uri="http://schemas.openxmlformats.org/drawingml/2006/picture">
-                      <pic:pic>
-                        <pic:nvPicPr>
-                          <pic:cNvPr descr="plots/parcel_icons/7Networks_RH_Vis_24_medial.png" id="0" name="Picture"/>
-                          <pic:cNvPicPr>
-                            <a:picLocks noChangeArrowheads="1" noChangeAspect="1"/>
-                          </pic:cNvPicPr>
-                        </pic:nvPicPr>
-                        <pic:blipFill>
-                          <a:blip r:embed="rId25"/>
-                          <a:stretch>
-                            <a:fillRect/>
-                          </a:stretch>
-                        </pic:blipFill>
-                        <pic:spPr bwMode="auto">
-                          <a:xfrm>
-                            <a:off x="0" y="0"/>
-                            <a:ext cx="984738" cy="666686"/>
-                          </a:xfrm>
-                          <a:prstGeom prst="rect">
-                            <a:avLst/>
-                          </a:prstGeom>
-                          <a:noFill/>
-                          <a:ln w="9525">
-                            <a:noFill/>
-                            <a:headEnd/>
-                            <a:tailEnd/>
-                          </a:ln>
-                        </pic:spPr>
-                      </pic:pic>
-                    </a:graphicData>
-                  </a:graphic>
-                </wp:inline>
-              </w:drawing>
-            </w:r>
-          </w:p>
-        </w:tc>
-      </w:tr>
-      <w:tr>
-        <w:tc>
-          <w:tcPr/>
-          <w:p>
-            <w:pPr>
-              <w:pStyle w:val="Compact"/>
-              <w:jc w:val="left"/>
-            </w:pPr>
-            <w:r>
-              <w:t xml:space="preserve">Right</w:t>
-            </w:r>
-          </w:p>
-        </w:tc>
-        <w:tc>
-          <w:tcPr/>
-          <w:p>
-            <w:pPr>
-              <w:pStyle w:val="Compact"/>
-              <w:jc w:val="left"/>
-            </w:pPr>
-            <w:r>
-              <w:t xml:space="preserve">Cont PFCl 6</w:t>
-            </w:r>
-          </w:p>
-        </w:tc>
-        <w:tc>
-          <w:tcPr/>
-          <w:p>
-            <w:pPr>
-              <w:pStyle w:val="Compact"/>
-              <w:jc w:val="right"/>
-            </w:pPr>
-            <w:r>
-              <w:t xml:space="preserve">-0.031 [-0.079, 0.016]</w:t>
-            </w:r>
-          </w:p>
-        </w:tc>
-        <w:tc>
-          <w:tcPr/>
-          <w:p>
-            <w:pPr>
-              <w:pStyle w:val="Compact"/>
-              <w:jc w:val="center"/>
-            </w:pPr>
-            <w:r>
-              <w:drawing>
-                <wp:inline>
-                  <wp:extent cx="984738" cy="666686"/>
-                  <wp:effectExtent b="0" l="0" r="0" t="0"/>
-                  <wp:docPr descr="" title="" id="1" name="Picture"/>
-                  <a:graphic>
-                    <a:graphicData uri="http://schemas.openxmlformats.org/drawingml/2006/picture">
-                      <pic:pic>
-                        <pic:nvPicPr>
-                          <pic:cNvPr descr="plots/parcel_icons/7Networks_RH_Cont_PFCl_6_lateral.png" id="0" name="Picture"/>
-                          <pic:cNvPicPr>
-                            <a:picLocks noChangeArrowheads="1" noChangeAspect="1"/>
-                          </pic:cNvPicPr>
-                        </pic:nvPicPr>
-                        <pic:blipFill>
-                          <a:blip r:embed="rId26"/>
-                          <a:stretch>
-                            <a:fillRect/>
-                          </a:stretch>
-                        </pic:blipFill>
-                        <pic:spPr bwMode="auto">
-                          <a:xfrm>
-                            <a:off x="0" y="0"/>
-                            <a:ext cx="984738" cy="666686"/>
-                          </a:xfrm>
-                          <a:prstGeom prst="rect">
-                            <a:avLst/>
-                          </a:prstGeom>
-                          <a:noFill/>
-                          <a:ln w="9525">
-                            <a:noFill/>
-                            <a:headEnd/>
-                            <a:tailEnd/>
-                          </a:ln>
-                        </pic:spPr>
-                      </pic:pic>
-                    </a:graphicData>
-                  </a:graphic>
-                </wp:inline>
-              </w:drawing>
-            </w:r>
-          </w:p>
-        </w:tc>
-      </w:tr>
-      <w:tr>
-        <w:tc>
-          <w:tcPr/>
-          <w:p>
-            <w:pPr>
-              <w:pStyle w:val="Compact"/>
-              <w:jc w:val="left"/>
-            </w:pPr>
-            <w:r>
-              <w:t xml:space="preserve">Right</w:t>
-            </w:r>
-          </w:p>
-        </w:tc>
-        <w:tc>
-          <w:tcPr/>
-          <w:p>
-            <w:pPr>
-              <w:pStyle w:val="Compact"/>
-              <w:jc w:val="left"/>
-            </w:pPr>
-            <w:r>
-              <w:t xml:space="preserve">Default Par 2</w:t>
-            </w:r>
-          </w:p>
-        </w:tc>
-        <w:tc>
-          <w:tcPr/>
-          <w:p>
-            <w:pPr>
-              <w:pStyle w:val="Compact"/>
-              <w:jc w:val="right"/>
-            </w:pPr>
-            <w:r>
-              <w:t xml:space="preserve">-0.025 [-0.061, 0.012]</w:t>
-            </w:r>
-          </w:p>
-        </w:tc>
-        <w:tc>
-          <w:tcPr/>
-          <w:p>
-            <w:pPr>
-              <w:pStyle w:val="Compact"/>
-              <w:jc w:val="center"/>
-            </w:pPr>
-            <w:r>
-              <w:drawing>
-                <wp:inline>
-                  <wp:extent cx="984738" cy="666686"/>
-                  <wp:effectExtent b="0" l="0" r="0" t="0"/>
-                  <wp:docPr descr="" title="" id="1" name="Picture"/>
-                  <a:graphic>
-                    <a:graphicData uri="http://schemas.openxmlformats.org/drawingml/2006/picture">
-                      <pic:pic>
-                        <pic:nvPicPr>
-                          <pic:cNvPr descr="plots/parcel_icons/7Networks_RH_Default_Par_2_lateral.png" id="0" name="Picture"/>
-                          <pic:cNvPicPr>
-                            <a:picLocks noChangeArrowheads="1" noChangeAspect="1"/>
-                          </pic:cNvPicPr>
-                        </pic:nvPicPr>
-                        <pic:blipFill>
-                          <a:blip r:embed="rId27"/>
-                          <a:stretch>
-                            <a:fillRect/>
-                          </a:stretch>
-                        </pic:blipFill>
-                        <pic:spPr bwMode="auto">
-                          <a:xfrm>
-                            <a:off x="0" y="0"/>
-                            <a:ext cx="984738" cy="666686"/>
-                          </a:xfrm>
-                          <a:prstGeom prst="rect">
-                            <a:avLst/>
-                          </a:prstGeom>
-                          <a:noFill/>
-                          <a:ln w="9525">
-                            <a:noFill/>
-                            <a:headEnd/>
-                            <a:tailEnd/>
-                          </a:ln>
-                        </pic:spPr>
-                      </pic:pic>
-                    </a:graphicData>
-                  </a:graphic>
-                </wp:inline>
-              </w:drawing>
-            </w:r>
-          </w:p>
-        </w:tc>
-      </w:tr>
-      <w:tr>
-        <w:tc>
-          <w:tcPr/>
-          <w:p>
-            <w:pPr>
-              <w:pStyle w:val="Compact"/>
-              <w:jc w:val="left"/>
-            </w:pPr>
-            <w:r>
-              <w:t xml:space="preserve">Right</w:t>
-            </w:r>
-          </w:p>
-        </w:tc>
-        <w:tc>
-          <w:tcPr/>
-          <w:p>
-            <w:pPr>
-              <w:pStyle w:val="Compact"/>
-              <w:jc w:val="left"/>
-            </w:pPr>
-            <w:r>
-              <w:t xml:space="preserve">Default pCunPCC 4</w:t>
-            </w:r>
-          </w:p>
-        </w:tc>
-        <w:tc>
-          <w:tcPr/>
-          <w:p>
-            <w:pPr>
-              <w:pStyle w:val="Compact"/>
-              <w:jc w:val="right"/>
-            </w:pPr>
-            <w:r>
-              <w:t xml:space="preserve">-0.037 [-0.076, 0.013]</w:t>
-            </w:r>
-          </w:p>
-        </w:tc>
-        <w:tc>
-          <w:tcPr/>
-          <w:p>
-            <w:pPr>
-              <w:pStyle w:val="Compact"/>
-              <w:jc w:val="center"/>
-            </w:pPr>
-            <w:r>
-              <w:drawing>
-                <wp:inline>
-                  <wp:extent cx="984738" cy="666686"/>
-                  <wp:effectExtent b="0" l="0" r="0" t="0"/>
-                  <wp:docPr descr="" title="" id="1" name="Picture"/>
-                  <a:graphic>
-                    <a:graphicData uri="http://schemas.openxmlformats.org/drawingml/2006/picture">
-                      <pic:pic>
-                        <pic:nvPicPr>
-                          <pic:cNvPr descr="plots/parcel_icons/7Networks_RH_Default_pCunPCC_4_medial.png" id="0" name="Picture"/>
-                          <pic:cNvPicPr>
-                            <a:picLocks noChangeArrowheads="1" noChangeAspect="1"/>
-                          </pic:cNvPicPr>
-                        </pic:nvPicPr>
-                        <pic:blipFill>
-                          <a:blip r:embed="rId28"/>
-                          <a:stretch>
-                            <a:fillRect/>
-                          </a:stretch>
-                        </pic:blipFill>
-                        <pic:spPr bwMode="auto">
-                          <a:xfrm>
-                            <a:off x="0" y="0"/>
-                            <a:ext cx="984738" cy="666686"/>
-                          </a:xfrm>
-                          <a:prstGeom prst="rect">
-                            <a:avLst/>
-                          </a:prstGeom>
-                          <a:noFill/>
-                          <a:ln w="9525">
-                            <a:noFill/>
-                            <a:headEnd/>
-                            <a:tailEnd/>
-                          </a:ln>
-                        </pic:spPr>
-                      </pic:pic>
-                    </a:graphicData>
-                  </a:graphic>
-                </wp:inline>
-              </w:drawing>
-            </w:r>
-          </w:p>
-        </w:tc>
-      </w:tr>
-    </w:tbl>
     <w:sectPr/>
   </w:body>
 </w:document>

--- a/tables/b_TIMECENTER.docx
+++ b/tables/b_TIMECENTER.docx
@@ -19,558 +19,876 @@
         <w:t xml:space="preserve"> </w:t>
       </w:r>
       <w:r>
-        <w:t xml:space="preserve">% Tue Jul 26 16:09:16 2022</w:t>
-      </w:r>
-      <w:r>
-        <w:t xml:space="preserve"> </w:t>
-      </w:r>
-      <w:r>
-        <w:t xml:space="preserve">[1]</w:t>
-      </w:r>
-      <w:r>
-        <w:t xml:space="preserve"> </w:t>
-      </w:r>
-      <w:r>
-        <w:t xml:space="preserve">“</w:t>
-      </w:r>
-      <w:r>
-        <w:t xml:space="preserve">——————————————————————————————————————————</w:t>
-      </w:r>
-      <w:r>
-        <w:t xml:space="preserve">Parcel Label Estimate [95% CI] Location</w:t>
-      </w:r>
-      <w:r>
-        <w:t xml:space="preserve"> </w:t>
-      </w:r>
-      <w:r>
-        <w:t xml:space="preserve">———— ——————- ————————- ——————————————————————-</w:t>
-      </w:r>
-      <w:r>
-        <w:t xml:space="preserve">Vis 3 -0.028 [-0.046, -0.009]</w:t>
-      </w:r>
-      <w:r>
-        <w:t xml:space="preserve"> </w:t>
-      </w:r>
-      <w:r>
-        <w:drawing>
-          <wp:inline>
-            <wp:extent cx="984738" cy="666686"/>
-            <wp:effectExtent b="0" l="0" r="0" t="0"/>
-            <wp:docPr descr="" title="" id="1" name="Picture"/>
-            <a:graphic>
-              <a:graphicData uri="http://schemas.openxmlformats.org/drawingml/2006/picture">
-                <pic:pic>
-                  <pic:nvPicPr>
-                    <pic:cNvPr descr="plots/parcel_icons/7Networks_LH_Vis_3_medial.png" id="0" name="Picture"/>
-                    <pic:cNvPicPr>
-                      <a:picLocks noChangeArrowheads="1" noChangeAspect="1"/>
-                    </pic:cNvPicPr>
-                  </pic:nvPicPr>
-                  <pic:blipFill>
-                    <a:blip r:embed="rId20"/>
-                    <a:stretch>
-                      <a:fillRect/>
-                    </a:stretch>
-                  </pic:blipFill>
-                  <pic:spPr bwMode="auto">
-                    <a:xfrm>
-                      <a:off x="0" y="0"/>
-                      <a:ext cx="984738" cy="666686"/>
-                    </a:xfrm>
-                    <a:prstGeom prst="rect">
-                      <a:avLst/>
-                    </a:prstGeom>
-                    <a:noFill/>
-                    <a:ln w="9525">
-                      <a:noFill/>
-                      <a:headEnd/>
-                      <a:tailEnd/>
-                    </a:ln>
-                  </pic:spPr>
-                </pic:pic>
-              </a:graphicData>
-            </a:graphic>
-          </wp:inline>
-        </w:drawing>
-      </w:r>
-      <w:r>
-        <w:t xml:space="preserve"> </w:t>
-      </w:r>
-      <w:r>
-        <w:t xml:space="preserve">SomMot 27 -0.025 [-0.041, -0.009]</w:t>
-      </w:r>
-      <w:r>
-        <w:t xml:space="preserve"> </w:t>
-      </w:r>
-      <w:r>
-        <w:drawing>
-          <wp:inline>
-            <wp:extent cx="984738" cy="666686"/>
-            <wp:effectExtent b="0" l="0" r="0" t="0"/>
-            <wp:docPr descr="" title="" id="1" name="Picture"/>
-            <a:graphic>
-              <a:graphicData uri="http://schemas.openxmlformats.org/drawingml/2006/picture">
-                <pic:pic>
-                  <pic:nvPicPr>
-                    <pic:cNvPr descr="plots/parcel_icons/7Networks_LH_SomMot_27_lateral.png" id="0" name="Picture"/>
-                    <pic:cNvPicPr>
-                      <a:picLocks noChangeArrowheads="1" noChangeAspect="1"/>
-                    </pic:cNvPicPr>
-                  </pic:nvPicPr>
-                  <pic:blipFill>
-                    <a:blip r:embed="rId21"/>
-                    <a:stretch>
-                      <a:fillRect/>
-                    </a:stretch>
-                  </pic:blipFill>
-                  <pic:spPr bwMode="auto">
-                    <a:xfrm>
-                      <a:off x="0" y="0"/>
-                      <a:ext cx="984738" cy="666686"/>
-                    </a:xfrm>
-                    <a:prstGeom prst="rect">
-                      <a:avLst/>
-                    </a:prstGeom>
-                    <a:noFill/>
-                    <a:ln w="9525">
-                      <a:noFill/>
-                      <a:headEnd/>
-                      <a:tailEnd/>
-                    </a:ln>
-                  </pic:spPr>
-                </pic:pic>
-              </a:graphicData>
-            </a:graphic>
-          </wp:inline>
-        </w:drawing>
-      </w:r>
-      <w:r>
-        <w:t xml:space="preserve"> </w:t>
-      </w:r>
-      <w:r>
-        <w:t xml:space="preserve">Cont Par 1 -0.024 [-0.042, -0.006]</w:t>
-      </w:r>
-      <w:r>
-        <w:t xml:space="preserve"> </w:t>
-      </w:r>
-      <w:r>
-        <w:drawing>
-          <wp:inline>
-            <wp:extent cx="984738" cy="666686"/>
-            <wp:effectExtent b="0" l="0" r="0" t="0"/>
-            <wp:docPr descr="" title="" id="1" name="Picture"/>
-            <a:graphic>
-              <a:graphicData uri="http://schemas.openxmlformats.org/drawingml/2006/picture">
-                <pic:pic>
-                  <pic:nvPicPr>
-                    <pic:cNvPr descr="plots/parcel_icons/7Networks_LH_Cont_Par_1_lateral.png" id="0" name="Picture"/>
-                    <pic:cNvPicPr>
-                      <a:picLocks noChangeArrowheads="1" noChangeAspect="1"/>
-                    </pic:cNvPicPr>
-                  </pic:nvPicPr>
-                  <pic:blipFill>
-                    <a:blip r:embed="rId22"/>
-                    <a:stretch>
-                      <a:fillRect/>
-                    </a:stretch>
-                  </pic:blipFill>
-                  <pic:spPr bwMode="auto">
-                    <a:xfrm>
-                      <a:off x="0" y="0"/>
-                      <a:ext cx="984738" cy="666686"/>
-                    </a:xfrm>
-                    <a:prstGeom prst="rect">
-                      <a:avLst/>
-                    </a:prstGeom>
-                    <a:noFill/>
-                    <a:ln w="9525">
-                      <a:noFill/>
-                      <a:headEnd/>
-                      <a:tailEnd/>
-                    </a:ln>
-                  </pic:spPr>
-                </pic:pic>
-              </a:graphicData>
-            </a:graphic>
-          </wp:inline>
-        </w:drawing>
-      </w:r>
-      <w:r>
-        <w:t xml:space="preserve"> </w:t>
-      </w:r>
-      <w:r>
-        <w:t xml:space="preserve">Vis 10 -0.038 [-0.060, -0.015]</w:t>
-      </w:r>
-      <w:r>
-        <w:t xml:space="preserve"> </w:t>
-      </w:r>
-      <w:r>
-        <w:drawing>
-          <wp:inline>
-            <wp:extent cx="984738" cy="666686"/>
-            <wp:effectExtent b="0" l="0" r="0" t="0"/>
-            <wp:docPr descr="" title="" id="1" name="Picture"/>
-            <a:graphic>
-              <a:graphicData uri="http://schemas.openxmlformats.org/drawingml/2006/picture">
-                <pic:pic>
-                  <pic:nvPicPr>
-                    <pic:cNvPr descr="plots/parcel_icons/7Networks_RH_Vis_10_lateral.png" id="0" name="Picture"/>
-                    <pic:cNvPicPr>
-                      <a:picLocks noChangeArrowheads="1" noChangeAspect="1"/>
-                    </pic:cNvPicPr>
-                  </pic:nvPicPr>
-                  <pic:blipFill>
-                    <a:blip r:embed="rId23"/>
-                    <a:stretch>
-                      <a:fillRect/>
-                    </a:stretch>
-                  </pic:blipFill>
-                  <pic:spPr bwMode="auto">
-                    <a:xfrm>
-                      <a:off x="0" y="0"/>
-                      <a:ext cx="984738" cy="666686"/>
-                    </a:xfrm>
-                    <a:prstGeom prst="rect">
-                      <a:avLst/>
-                    </a:prstGeom>
-                    <a:noFill/>
-                    <a:ln w="9525">
-                      <a:noFill/>
-                      <a:headEnd/>
-                      <a:tailEnd/>
-                    </a:ln>
-                  </pic:spPr>
-                </pic:pic>
-              </a:graphicData>
-            </a:graphic>
-          </wp:inline>
-        </w:drawing>
-      </w:r>
-      <w:r>
-        <w:t xml:space="preserve"> </w:t>
-      </w:r>
-      <w:r>
-        <w:t xml:space="preserve">Vis 16 -0.027 [-0.048, -0.006]</w:t>
-      </w:r>
-      <w:r>
-        <w:t xml:space="preserve"> </w:t>
-      </w:r>
-      <w:r>
-        <w:drawing>
-          <wp:inline>
-            <wp:extent cx="984738" cy="666686"/>
-            <wp:effectExtent b="0" l="0" r="0" t="0"/>
-            <wp:docPr descr="" title="" id="1" name="Picture"/>
-            <a:graphic>
-              <a:graphicData uri="http://schemas.openxmlformats.org/drawingml/2006/picture">
-                <pic:pic>
-                  <pic:nvPicPr>
-                    <pic:cNvPr descr="plots/parcel_icons/7Networks_RH_Vis_16_lateral.png" id="0" name="Picture"/>
-                    <pic:cNvPicPr>
-                      <a:picLocks noChangeArrowheads="1" noChangeAspect="1"/>
-                    </pic:cNvPicPr>
-                  </pic:nvPicPr>
-                  <pic:blipFill>
-                    <a:blip r:embed="rId24"/>
-                    <a:stretch>
-                      <a:fillRect/>
-                    </a:stretch>
-                  </pic:blipFill>
-                  <pic:spPr bwMode="auto">
-                    <a:xfrm>
-                      <a:off x="0" y="0"/>
-                      <a:ext cx="984738" cy="666686"/>
-                    </a:xfrm>
-                    <a:prstGeom prst="rect">
-                      <a:avLst/>
-                    </a:prstGeom>
-                    <a:noFill/>
-                    <a:ln w="9525">
-                      <a:noFill/>
-                      <a:headEnd/>
-                      <a:tailEnd/>
-                    </a:ln>
-                  </pic:spPr>
-                </pic:pic>
-              </a:graphicData>
-            </a:graphic>
-          </wp:inline>
-        </w:drawing>
-      </w:r>
-      <w:r>
-        <w:t xml:space="preserve"> </w:t>
-      </w:r>
-      <w:r>
-        <w:t xml:space="preserve">Vis 24 -0.032 [-0.057, -0.007]</w:t>
-      </w:r>
-      <w:r>
-        <w:t xml:space="preserve"> </w:t>
-      </w:r>
-      <w:r>
-        <w:drawing>
-          <wp:inline>
-            <wp:extent cx="984738" cy="666686"/>
-            <wp:effectExtent b="0" l="0" r="0" t="0"/>
-            <wp:docPr descr="" title="" id="1" name="Picture"/>
-            <a:graphic>
-              <a:graphicData uri="http://schemas.openxmlformats.org/drawingml/2006/picture">
-                <pic:pic>
-                  <pic:nvPicPr>
-                    <pic:cNvPr descr="plots/parcel_icons/7Networks_RH_Vis_24_medial.png" id="0" name="Picture"/>
-                    <pic:cNvPicPr>
-                      <a:picLocks noChangeArrowheads="1" noChangeAspect="1"/>
-                    </pic:cNvPicPr>
-                  </pic:nvPicPr>
-                  <pic:blipFill>
-                    <a:blip r:embed="rId25"/>
-                    <a:stretch>
-                      <a:fillRect/>
-                    </a:stretch>
-                  </pic:blipFill>
-                  <pic:spPr bwMode="auto">
-                    <a:xfrm>
-                      <a:off x="0" y="0"/>
-                      <a:ext cx="984738" cy="666686"/>
-                    </a:xfrm>
-                    <a:prstGeom prst="rect">
-                      <a:avLst/>
-                    </a:prstGeom>
-                    <a:noFill/>
-                    <a:ln w="9525">
-                      <a:noFill/>
-                      <a:headEnd/>
-                      <a:tailEnd/>
-                    </a:ln>
-                  </pic:spPr>
-                </pic:pic>
-              </a:graphicData>
-            </a:graphic>
-          </wp:inline>
-        </w:drawing>
-      </w:r>
-      <w:r>
-        <w:t xml:space="preserve"> </w:t>
-      </w:r>
-      <w:r>
-        <w:t xml:space="preserve">Cont PFCl 6 -0.031 [-0.055, -0.007]</w:t>
-      </w:r>
-      <w:r>
-        <w:t xml:space="preserve"> </w:t>
-      </w:r>
-      <w:r>
-        <w:drawing>
-          <wp:inline>
-            <wp:extent cx="984738" cy="666686"/>
-            <wp:effectExtent b="0" l="0" r="0" t="0"/>
-            <wp:docPr descr="" title="" id="1" name="Picture"/>
-            <a:graphic>
-              <a:graphicData uri="http://schemas.openxmlformats.org/drawingml/2006/picture">
-                <pic:pic>
-                  <pic:nvPicPr>
-                    <pic:cNvPr descr="plots/parcel_icons/7Networks_RH_Cont_PFCl_6_lateral.png" id="0" name="Picture"/>
-                    <pic:cNvPicPr>
-                      <a:picLocks noChangeArrowheads="1" noChangeAspect="1"/>
-                    </pic:cNvPicPr>
-                  </pic:nvPicPr>
-                  <pic:blipFill>
-                    <a:blip r:embed="rId26"/>
-                    <a:stretch>
-                      <a:fillRect/>
-                    </a:stretch>
-                  </pic:blipFill>
-                  <pic:spPr bwMode="auto">
-                    <a:xfrm>
-                      <a:off x="0" y="0"/>
-                      <a:ext cx="984738" cy="666686"/>
-                    </a:xfrm>
-                    <a:prstGeom prst="rect">
-                      <a:avLst/>
-                    </a:prstGeom>
-                    <a:noFill/>
-                    <a:ln w="9525">
-                      <a:noFill/>
-                      <a:headEnd/>
-                      <a:tailEnd/>
-                    </a:ln>
-                  </pic:spPr>
-                </pic:pic>
-              </a:graphicData>
-            </a:graphic>
-          </wp:inline>
-        </w:drawing>
-      </w:r>
-      <w:r>
-        <w:t xml:space="preserve"> </w:t>
-      </w:r>
-      <w:r>
-        <w:t xml:space="preserve">Default Par 2 -0.025 [-0.044, -0.006]</w:t>
-      </w:r>
-      <w:r>
-        <w:t xml:space="preserve"> </w:t>
-      </w:r>
-      <w:r>
-        <w:drawing>
-          <wp:inline>
-            <wp:extent cx="984738" cy="666686"/>
-            <wp:effectExtent b="0" l="0" r="0" t="0"/>
-            <wp:docPr descr="" title="" id="1" name="Picture"/>
-            <a:graphic>
-              <a:graphicData uri="http://schemas.openxmlformats.org/drawingml/2006/picture">
-                <pic:pic>
-                  <pic:nvPicPr>
-                    <pic:cNvPr descr="plots/parcel_icons/7Networks_RH_Default_Par_2_lateral.png" id="0" name="Picture"/>
-                    <pic:cNvPicPr>
-                      <a:picLocks noChangeArrowheads="1" noChangeAspect="1"/>
-                    </pic:cNvPicPr>
-                  </pic:nvPicPr>
-                  <pic:blipFill>
-                    <a:blip r:embed="rId27"/>
-                    <a:stretch>
-                      <a:fillRect/>
-                    </a:stretch>
-                  </pic:blipFill>
-                  <pic:spPr bwMode="auto">
-                    <a:xfrm>
-                      <a:off x="0" y="0"/>
-                      <a:ext cx="984738" cy="666686"/>
-                    </a:xfrm>
-                    <a:prstGeom prst="rect">
-                      <a:avLst/>
-                    </a:prstGeom>
-                    <a:noFill/>
-                    <a:ln w="9525">
-                      <a:noFill/>
-                      <a:headEnd/>
-                      <a:tailEnd/>
-                    </a:ln>
-                  </pic:spPr>
-                </pic:pic>
-              </a:graphicData>
-            </a:graphic>
-          </wp:inline>
-        </w:drawing>
-      </w:r>
-      <w:r>
-        <w:t xml:space="preserve"> </w:t>
-      </w:r>
-      <w:r>
-        <w:t xml:space="preserve">Default pCunPCC 4 -0.037 [-0.058, -0.016]</w:t>
-      </w:r>
-      <w:r>
-        <w:t xml:space="preserve"> </w:t>
-      </w:r>
-      <w:r>
-        <w:drawing>
-          <wp:inline>
-            <wp:extent cx="984738" cy="666686"/>
-            <wp:effectExtent b="0" l="0" r="0" t="0"/>
-            <wp:docPr descr="" title="" id="1" name="Picture"/>
-            <a:graphic>
-              <a:graphicData uri="http://schemas.openxmlformats.org/drawingml/2006/picture">
-                <pic:pic>
-                  <pic:nvPicPr>
-                    <pic:cNvPr descr="plots/parcel_icons/7Networks_RH_Default_pCunPCC_4_medial.png" id="0" name="Picture"/>
-                    <pic:cNvPicPr>
-                      <a:picLocks noChangeArrowheads="1" noChangeAspect="1"/>
-                    </pic:cNvPicPr>
-                  </pic:nvPicPr>
-                  <pic:blipFill>
-                    <a:blip r:embed="rId28"/>
-                    <a:stretch>
-                      <a:fillRect/>
-                    </a:stretch>
-                  </pic:blipFill>
-                  <pic:spPr bwMode="auto">
-                    <a:xfrm>
-                      <a:off x="0" y="0"/>
-                      <a:ext cx="984738" cy="666686"/>
-                    </a:xfrm>
-                    <a:prstGeom prst="rect">
-                      <a:avLst/>
-                    </a:prstGeom>
-                    <a:noFill/>
-                    <a:ln w="9525">
-                      <a:noFill/>
-                      <a:headEnd/>
-                      <a:tailEnd/>
-                    </a:ln>
-                  </pic:spPr>
-                </pic:pic>
-              </a:graphicData>
-            </a:graphic>
-          </wp:inline>
-        </w:drawing>
-      </w:r>
-      <w:r>
-        <w:t xml:space="preserve"> </w:t>
-      </w:r>
-      <w:r>
-        <w:t xml:space="preserve">——————————————————————————————————————————</w:t>
-      </w:r>
-      <w:r>
-        <w:t xml:space="preserve">”</w:t>
-      </w:r>
-      <w:r>
-        <w:t xml:space="preserve"> </w:t>
-      </w:r>
-      <w:r>
-        <w:t xml:space="preserve">attr(,</w:t>
-      </w:r>
-      <w:r>
-        <w:t xml:space="preserve">“</w:t>
-      </w:r>
-      <w:r>
-        <w:t xml:space="preserve">class</w:t>
-      </w:r>
-      <w:r>
-        <w:t xml:space="preserve">”</w:t>
-      </w:r>
-      <w:r>
-        <w:t xml:space="preserve">)</w:t>
-      </w:r>
-      <w:r>
-        <w:t xml:space="preserve"> </w:t>
-      </w:r>
-      <w:r>
-        <w:t xml:space="preserve">[1]</w:t>
-      </w:r>
-      <w:r>
-        <w:t xml:space="preserve"> </w:t>
-      </w:r>
-      <w:r>
-        <w:t xml:space="preserve">“</w:t>
-      </w:r>
-      <w:r>
-        <w:t xml:space="preserve">knit_asis</w:t>
-      </w:r>
-      <w:r>
-        <w:t xml:space="preserve">”</w:t>
-      </w:r>
-      <w:r>
-        <w:t xml:space="preserve"> </w:t>
-      </w:r>
-      <w:r>
-        <w:t xml:space="preserve">attr(,</w:t>
-      </w:r>
-      <w:r>
-        <w:t xml:space="preserve">“</w:t>
-      </w:r>
-      <w:r>
-        <w:t xml:space="preserve">knit_cacheable</w:t>
-      </w:r>
-      <w:r>
-        <w:t xml:space="preserve">”</w:t>
-      </w:r>
-      <w:r>
-        <w:t xml:space="preserve">)</w:t>
-      </w:r>
-      <w:r>
-        <w:t xml:space="preserve"> </w:t>
-      </w:r>
-      <w:r>
-        <w:t xml:space="preserve">[1] NA</w:t>
+        <w:t xml:space="preserve">% Tue Jul 26 16:33:23 2022</w:t>
       </w:r>
     </w:p>
+    <w:tbl>
+      <w:tblPr>
+        <w:tblStyle w:val="Table"/>
+        <w:tblW w:type="pct" w:w="5000"/>
+        <w:tblLook w:firstRow="1" w:lastRow="0" w:firstColumn="0" w:lastColumn="0" w:noHBand="0" w:noVBand="0" w:val="0020"/>
+      </w:tblPr>
+      <w:tblGrid>
+        <w:gridCol w:w="810"/>
+        <w:gridCol w:w="1247"/>
+        <w:gridCol w:w="1621"/>
+        <w:gridCol w:w="4240"/>
+      </w:tblGrid>
+      <w:tr>
+        <w:trPr>
+          <w:tblHeader w:val="true"/>
+        </w:trPr>
+        <w:tc>
+          <w:tcPr/>
+          <w:p>
+            <w:pPr>
+              <w:pStyle w:val="Compact"/>
+              <w:jc w:val="left"/>
+            </w:pPr>
+            <w:r>
+              <w:t xml:space="preserve">Hemisphere</w:t>
+            </w:r>
+          </w:p>
+        </w:tc>
+        <w:tc>
+          <w:tcPr/>
+          <w:p>
+            <w:pPr>
+              <w:pStyle w:val="Compact"/>
+              <w:jc w:val="left"/>
+            </w:pPr>
+            <w:r>
+              <w:t xml:space="preserve">Parcel Label</w:t>
+            </w:r>
+          </w:p>
+        </w:tc>
+        <w:tc>
+          <w:tcPr/>
+          <w:p>
+            <w:pPr>
+              <w:pStyle w:val="Compact"/>
+              <w:jc w:val="right"/>
+            </w:pPr>
+            <w:r>
+              <w:t xml:space="preserve">Estimate [95% CI]</w:t>
+            </w:r>
+          </w:p>
+        </w:tc>
+        <w:tc>
+          <w:tcPr/>
+          <w:p>
+            <w:pPr>
+              <w:pStyle w:val="Compact"/>
+              <w:jc w:val="center"/>
+            </w:pPr>
+            <w:r>
+              <w:t xml:space="preserve">Location</w:t>
+            </w:r>
+          </w:p>
+        </w:tc>
+      </w:tr>
+      <w:tr>
+        <w:tc>
+          <w:tcPr/>
+          <w:p>
+            <w:pPr>
+              <w:pStyle w:val="Compact"/>
+              <w:jc w:val="left"/>
+            </w:pPr>
+            <w:r>
+              <w:t xml:space="preserve">Left</w:t>
+            </w:r>
+          </w:p>
+        </w:tc>
+        <w:tc>
+          <w:tcPr/>
+          <w:p>
+            <w:pPr>
+              <w:pStyle w:val="Compact"/>
+              <w:jc w:val="left"/>
+            </w:pPr>
+            <w:r>
+              <w:t xml:space="preserve">Vis 3</w:t>
+            </w:r>
+          </w:p>
+        </w:tc>
+        <w:tc>
+          <w:tcPr/>
+          <w:p>
+            <w:pPr>
+              <w:pStyle w:val="Compact"/>
+              <w:jc w:val="right"/>
+            </w:pPr>
+            <w:r>
+              <w:t xml:space="preserve">-0.028 [-0.046, -0.009]</w:t>
+            </w:r>
+          </w:p>
+        </w:tc>
+        <w:tc>
+          <w:tcPr/>
+          <w:p>
+            <w:pPr>
+              <w:pStyle w:val="Compact"/>
+              <w:jc w:val="center"/>
+            </w:pPr>
+            <w:r>
+              <w:drawing>
+                <wp:inline>
+                  <wp:extent cx="984738" cy="666686"/>
+                  <wp:effectExtent b="0" l="0" r="0" t="0"/>
+                  <wp:docPr descr="" title="" id="1" name="Picture"/>
+                  <a:graphic>
+                    <a:graphicData uri="http://schemas.openxmlformats.org/drawingml/2006/picture">
+                      <pic:pic>
+                        <pic:nvPicPr>
+                          <pic:cNvPr descr="plots/parcel_icons/7Networks_LH_Vis_3_medial.png" id="0" name="Picture"/>
+                          <pic:cNvPicPr>
+                            <a:picLocks noChangeArrowheads="1" noChangeAspect="1"/>
+                          </pic:cNvPicPr>
+                        </pic:nvPicPr>
+                        <pic:blipFill>
+                          <a:blip r:embed="rId20"/>
+                          <a:stretch>
+                            <a:fillRect/>
+                          </a:stretch>
+                        </pic:blipFill>
+                        <pic:spPr bwMode="auto">
+                          <a:xfrm>
+                            <a:off x="0" y="0"/>
+                            <a:ext cx="984738" cy="666686"/>
+                          </a:xfrm>
+                          <a:prstGeom prst="rect">
+                            <a:avLst/>
+                          </a:prstGeom>
+                          <a:noFill/>
+                          <a:ln w="9525">
+                            <a:noFill/>
+                            <a:headEnd/>
+                            <a:tailEnd/>
+                          </a:ln>
+                        </pic:spPr>
+                      </pic:pic>
+                    </a:graphicData>
+                  </a:graphic>
+                </wp:inline>
+              </w:drawing>
+            </w:r>
+          </w:p>
+        </w:tc>
+      </w:tr>
+      <w:tr>
+        <w:tc>
+          <w:tcPr/>
+          <w:p>
+            <w:pPr>
+              <w:pStyle w:val="Compact"/>
+              <w:jc w:val="left"/>
+            </w:pPr>
+            <w:r>
+              <w:t xml:space="preserve">Left</w:t>
+            </w:r>
+          </w:p>
+        </w:tc>
+        <w:tc>
+          <w:tcPr/>
+          <w:p>
+            <w:pPr>
+              <w:pStyle w:val="Compact"/>
+              <w:jc w:val="left"/>
+            </w:pPr>
+            <w:r>
+              <w:t xml:space="preserve">SomMot 27</w:t>
+            </w:r>
+          </w:p>
+        </w:tc>
+        <w:tc>
+          <w:tcPr/>
+          <w:p>
+            <w:pPr>
+              <w:pStyle w:val="Compact"/>
+              <w:jc w:val="right"/>
+            </w:pPr>
+            <w:r>
+              <w:t xml:space="preserve">-0.025 [-0.041, -0.009]</w:t>
+            </w:r>
+          </w:p>
+        </w:tc>
+        <w:tc>
+          <w:tcPr/>
+          <w:p>
+            <w:pPr>
+              <w:pStyle w:val="Compact"/>
+              <w:jc w:val="center"/>
+            </w:pPr>
+            <w:r>
+              <w:drawing>
+                <wp:inline>
+                  <wp:extent cx="984738" cy="666686"/>
+                  <wp:effectExtent b="0" l="0" r="0" t="0"/>
+                  <wp:docPr descr="" title="" id="1" name="Picture"/>
+                  <a:graphic>
+                    <a:graphicData uri="http://schemas.openxmlformats.org/drawingml/2006/picture">
+                      <pic:pic>
+                        <pic:nvPicPr>
+                          <pic:cNvPr descr="plots/parcel_icons/7Networks_LH_SomMot_27_lateral.png" id="0" name="Picture"/>
+                          <pic:cNvPicPr>
+                            <a:picLocks noChangeArrowheads="1" noChangeAspect="1"/>
+                          </pic:cNvPicPr>
+                        </pic:nvPicPr>
+                        <pic:blipFill>
+                          <a:blip r:embed="rId21"/>
+                          <a:stretch>
+                            <a:fillRect/>
+                          </a:stretch>
+                        </pic:blipFill>
+                        <pic:spPr bwMode="auto">
+                          <a:xfrm>
+                            <a:off x="0" y="0"/>
+                            <a:ext cx="984738" cy="666686"/>
+                          </a:xfrm>
+                          <a:prstGeom prst="rect">
+                            <a:avLst/>
+                          </a:prstGeom>
+                          <a:noFill/>
+                          <a:ln w="9525">
+                            <a:noFill/>
+                            <a:headEnd/>
+                            <a:tailEnd/>
+                          </a:ln>
+                        </pic:spPr>
+                      </pic:pic>
+                    </a:graphicData>
+                  </a:graphic>
+                </wp:inline>
+              </w:drawing>
+            </w:r>
+          </w:p>
+        </w:tc>
+      </w:tr>
+      <w:tr>
+        <w:tc>
+          <w:tcPr/>
+          <w:p>
+            <w:pPr>
+              <w:pStyle w:val="Compact"/>
+              <w:jc w:val="left"/>
+            </w:pPr>
+            <w:r>
+              <w:t xml:space="preserve">Left</w:t>
+            </w:r>
+          </w:p>
+        </w:tc>
+        <w:tc>
+          <w:tcPr/>
+          <w:p>
+            <w:pPr>
+              <w:pStyle w:val="Compact"/>
+              <w:jc w:val="left"/>
+            </w:pPr>
+            <w:r>
+              <w:t xml:space="preserve">Cont Par 1</w:t>
+            </w:r>
+          </w:p>
+        </w:tc>
+        <w:tc>
+          <w:tcPr/>
+          <w:p>
+            <w:pPr>
+              <w:pStyle w:val="Compact"/>
+              <w:jc w:val="right"/>
+            </w:pPr>
+            <w:r>
+              <w:t xml:space="preserve">-0.024 [-0.042, -0.006]</w:t>
+            </w:r>
+          </w:p>
+        </w:tc>
+        <w:tc>
+          <w:tcPr/>
+          <w:p>
+            <w:pPr>
+              <w:pStyle w:val="Compact"/>
+              <w:jc w:val="center"/>
+            </w:pPr>
+            <w:r>
+              <w:drawing>
+                <wp:inline>
+                  <wp:extent cx="984738" cy="666686"/>
+                  <wp:effectExtent b="0" l="0" r="0" t="0"/>
+                  <wp:docPr descr="" title="" id="1" name="Picture"/>
+                  <a:graphic>
+                    <a:graphicData uri="http://schemas.openxmlformats.org/drawingml/2006/picture">
+                      <pic:pic>
+                        <pic:nvPicPr>
+                          <pic:cNvPr descr="plots/parcel_icons/7Networks_LH_Cont_Par_1_lateral.png" id="0" name="Picture"/>
+                          <pic:cNvPicPr>
+                            <a:picLocks noChangeArrowheads="1" noChangeAspect="1"/>
+                          </pic:cNvPicPr>
+                        </pic:nvPicPr>
+                        <pic:blipFill>
+                          <a:blip r:embed="rId22"/>
+                          <a:stretch>
+                            <a:fillRect/>
+                          </a:stretch>
+                        </pic:blipFill>
+                        <pic:spPr bwMode="auto">
+                          <a:xfrm>
+                            <a:off x="0" y="0"/>
+                            <a:ext cx="984738" cy="666686"/>
+                          </a:xfrm>
+                          <a:prstGeom prst="rect">
+                            <a:avLst/>
+                          </a:prstGeom>
+                          <a:noFill/>
+                          <a:ln w="9525">
+                            <a:noFill/>
+                            <a:headEnd/>
+                            <a:tailEnd/>
+                          </a:ln>
+                        </pic:spPr>
+                      </pic:pic>
+                    </a:graphicData>
+                  </a:graphic>
+                </wp:inline>
+              </w:drawing>
+            </w:r>
+          </w:p>
+        </w:tc>
+      </w:tr>
+      <w:tr>
+        <w:tc>
+          <w:tcPr/>
+          <w:p>
+            <w:pPr>
+              <w:pStyle w:val="Compact"/>
+              <w:jc w:val="left"/>
+            </w:pPr>
+            <w:r>
+              <w:t xml:space="preserve">Right</w:t>
+            </w:r>
+          </w:p>
+        </w:tc>
+        <w:tc>
+          <w:tcPr/>
+          <w:p>
+            <w:pPr>
+              <w:pStyle w:val="Compact"/>
+              <w:jc w:val="left"/>
+            </w:pPr>
+            <w:r>
+              <w:t xml:space="preserve">Vis 10</w:t>
+            </w:r>
+          </w:p>
+        </w:tc>
+        <w:tc>
+          <w:tcPr/>
+          <w:p>
+            <w:pPr>
+              <w:pStyle w:val="Compact"/>
+              <w:jc w:val="right"/>
+            </w:pPr>
+            <w:r>
+              <w:t xml:space="preserve">-0.038 [-0.060, -0.015]</w:t>
+            </w:r>
+          </w:p>
+        </w:tc>
+        <w:tc>
+          <w:tcPr/>
+          <w:p>
+            <w:pPr>
+              <w:pStyle w:val="Compact"/>
+              <w:jc w:val="center"/>
+            </w:pPr>
+            <w:r>
+              <w:drawing>
+                <wp:inline>
+                  <wp:extent cx="984738" cy="666686"/>
+                  <wp:effectExtent b="0" l="0" r="0" t="0"/>
+                  <wp:docPr descr="" title="" id="1" name="Picture"/>
+                  <a:graphic>
+                    <a:graphicData uri="http://schemas.openxmlformats.org/drawingml/2006/picture">
+                      <pic:pic>
+                        <pic:nvPicPr>
+                          <pic:cNvPr descr="plots/parcel_icons/7Networks_RH_Vis_10_lateral.png" id="0" name="Picture"/>
+                          <pic:cNvPicPr>
+                            <a:picLocks noChangeArrowheads="1" noChangeAspect="1"/>
+                          </pic:cNvPicPr>
+                        </pic:nvPicPr>
+                        <pic:blipFill>
+                          <a:blip r:embed="rId23"/>
+                          <a:stretch>
+                            <a:fillRect/>
+                          </a:stretch>
+                        </pic:blipFill>
+                        <pic:spPr bwMode="auto">
+                          <a:xfrm>
+                            <a:off x="0" y="0"/>
+                            <a:ext cx="984738" cy="666686"/>
+                          </a:xfrm>
+                          <a:prstGeom prst="rect">
+                            <a:avLst/>
+                          </a:prstGeom>
+                          <a:noFill/>
+                          <a:ln w="9525">
+                            <a:noFill/>
+                            <a:headEnd/>
+                            <a:tailEnd/>
+                          </a:ln>
+                        </pic:spPr>
+                      </pic:pic>
+                    </a:graphicData>
+                  </a:graphic>
+                </wp:inline>
+              </w:drawing>
+            </w:r>
+          </w:p>
+        </w:tc>
+      </w:tr>
+      <w:tr>
+        <w:tc>
+          <w:tcPr/>
+          <w:p>
+            <w:pPr>
+              <w:pStyle w:val="Compact"/>
+              <w:jc w:val="left"/>
+            </w:pPr>
+            <w:r>
+              <w:t xml:space="preserve">Right</w:t>
+            </w:r>
+          </w:p>
+        </w:tc>
+        <w:tc>
+          <w:tcPr/>
+          <w:p>
+            <w:pPr>
+              <w:pStyle w:val="Compact"/>
+              <w:jc w:val="left"/>
+            </w:pPr>
+            <w:r>
+              <w:t xml:space="preserve">Vis 16</w:t>
+            </w:r>
+          </w:p>
+        </w:tc>
+        <w:tc>
+          <w:tcPr/>
+          <w:p>
+            <w:pPr>
+              <w:pStyle w:val="Compact"/>
+              <w:jc w:val="right"/>
+            </w:pPr>
+            <w:r>
+              <w:t xml:space="preserve">-0.027 [-0.048, -0.006]</w:t>
+            </w:r>
+          </w:p>
+        </w:tc>
+        <w:tc>
+          <w:tcPr/>
+          <w:p>
+            <w:pPr>
+              <w:pStyle w:val="Compact"/>
+              <w:jc w:val="center"/>
+            </w:pPr>
+            <w:r>
+              <w:drawing>
+                <wp:inline>
+                  <wp:extent cx="984738" cy="666686"/>
+                  <wp:effectExtent b="0" l="0" r="0" t="0"/>
+                  <wp:docPr descr="" title="" id="1" name="Picture"/>
+                  <a:graphic>
+                    <a:graphicData uri="http://schemas.openxmlformats.org/drawingml/2006/picture">
+                      <pic:pic>
+                        <pic:nvPicPr>
+                          <pic:cNvPr descr="plots/parcel_icons/7Networks_RH_Vis_16_lateral.png" id="0" name="Picture"/>
+                          <pic:cNvPicPr>
+                            <a:picLocks noChangeArrowheads="1" noChangeAspect="1"/>
+                          </pic:cNvPicPr>
+                        </pic:nvPicPr>
+                        <pic:blipFill>
+                          <a:blip r:embed="rId24"/>
+                          <a:stretch>
+                            <a:fillRect/>
+                          </a:stretch>
+                        </pic:blipFill>
+                        <pic:spPr bwMode="auto">
+                          <a:xfrm>
+                            <a:off x="0" y="0"/>
+                            <a:ext cx="984738" cy="666686"/>
+                          </a:xfrm>
+                          <a:prstGeom prst="rect">
+                            <a:avLst/>
+                          </a:prstGeom>
+                          <a:noFill/>
+                          <a:ln w="9525">
+                            <a:noFill/>
+                            <a:headEnd/>
+                            <a:tailEnd/>
+                          </a:ln>
+                        </pic:spPr>
+                      </pic:pic>
+                    </a:graphicData>
+                  </a:graphic>
+                </wp:inline>
+              </w:drawing>
+            </w:r>
+          </w:p>
+        </w:tc>
+      </w:tr>
+      <w:tr>
+        <w:tc>
+          <w:tcPr/>
+          <w:p>
+            <w:pPr>
+              <w:pStyle w:val="Compact"/>
+              <w:jc w:val="left"/>
+            </w:pPr>
+            <w:r>
+              <w:t xml:space="preserve">Right</w:t>
+            </w:r>
+          </w:p>
+        </w:tc>
+        <w:tc>
+          <w:tcPr/>
+          <w:p>
+            <w:pPr>
+              <w:pStyle w:val="Compact"/>
+              <w:jc w:val="left"/>
+            </w:pPr>
+            <w:r>
+              <w:t xml:space="preserve">Vis 24</w:t>
+            </w:r>
+          </w:p>
+        </w:tc>
+        <w:tc>
+          <w:tcPr/>
+          <w:p>
+            <w:pPr>
+              <w:pStyle w:val="Compact"/>
+              <w:jc w:val="right"/>
+            </w:pPr>
+            <w:r>
+              <w:t xml:space="preserve">-0.032 [-0.057, -0.007]</w:t>
+            </w:r>
+          </w:p>
+        </w:tc>
+        <w:tc>
+          <w:tcPr/>
+          <w:p>
+            <w:pPr>
+              <w:pStyle w:val="Compact"/>
+              <w:jc w:val="center"/>
+            </w:pPr>
+            <w:r>
+              <w:drawing>
+                <wp:inline>
+                  <wp:extent cx="984738" cy="666686"/>
+                  <wp:effectExtent b="0" l="0" r="0" t="0"/>
+                  <wp:docPr descr="" title="" id="1" name="Picture"/>
+                  <a:graphic>
+                    <a:graphicData uri="http://schemas.openxmlformats.org/drawingml/2006/picture">
+                      <pic:pic>
+                        <pic:nvPicPr>
+                          <pic:cNvPr descr="plots/parcel_icons/7Networks_RH_Vis_24_medial.png" id="0" name="Picture"/>
+                          <pic:cNvPicPr>
+                            <a:picLocks noChangeArrowheads="1" noChangeAspect="1"/>
+                          </pic:cNvPicPr>
+                        </pic:nvPicPr>
+                        <pic:blipFill>
+                          <a:blip r:embed="rId25"/>
+                          <a:stretch>
+                            <a:fillRect/>
+                          </a:stretch>
+                        </pic:blipFill>
+                        <pic:spPr bwMode="auto">
+                          <a:xfrm>
+                            <a:off x="0" y="0"/>
+                            <a:ext cx="984738" cy="666686"/>
+                          </a:xfrm>
+                          <a:prstGeom prst="rect">
+                            <a:avLst/>
+                          </a:prstGeom>
+                          <a:noFill/>
+                          <a:ln w="9525">
+                            <a:noFill/>
+                            <a:headEnd/>
+                            <a:tailEnd/>
+                          </a:ln>
+                        </pic:spPr>
+                      </pic:pic>
+                    </a:graphicData>
+                  </a:graphic>
+                </wp:inline>
+              </w:drawing>
+            </w:r>
+          </w:p>
+        </w:tc>
+      </w:tr>
+      <w:tr>
+        <w:tc>
+          <w:tcPr/>
+          <w:p>
+            <w:pPr>
+              <w:pStyle w:val="Compact"/>
+              <w:jc w:val="left"/>
+            </w:pPr>
+            <w:r>
+              <w:t xml:space="preserve">Right</w:t>
+            </w:r>
+          </w:p>
+        </w:tc>
+        <w:tc>
+          <w:tcPr/>
+          <w:p>
+            <w:pPr>
+              <w:pStyle w:val="Compact"/>
+              <w:jc w:val="left"/>
+            </w:pPr>
+            <w:r>
+              <w:t xml:space="preserve">Cont PFCl 6</w:t>
+            </w:r>
+          </w:p>
+        </w:tc>
+        <w:tc>
+          <w:tcPr/>
+          <w:p>
+            <w:pPr>
+              <w:pStyle w:val="Compact"/>
+              <w:jc w:val="right"/>
+            </w:pPr>
+            <w:r>
+              <w:t xml:space="preserve">-0.031 [-0.055, -0.007]</w:t>
+            </w:r>
+          </w:p>
+        </w:tc>
+        <w:tc>
+          <w:tcPr/>
+          <w:p>
+            <w:pPr>
+              <w:pStyle w:val="Compact"/>
+              <w:jc w:val="center"/>
+            </w:pPr>
+            <w:r>
+              <w:drawing>
+                <wp:inline>
+                  <wp:extent cx="984738" cy="666686"/>
+                  <wp:effectExtent b="0" l="0" r="0" t="0"/>
+                  <wp:docPr descr="" title="" id="1" name="Picture"/>
+                  <a:graphic>
+                    <a:graphicData uri="http://schemas.openxmlformats.org/drawingml/2006/picture">
+                      <pic:pic>
+                        <pic:nvPicPr>
+                          <pic:cNvPr descr="plots/parcel_icons/7Networks_RH_Cont_PFCl_6_lateral.png" id="0" name="Picture"/>
+                          <pic:cNvPicPr>
+                            <a:picLocks noChangeArrowheads="1" noChangeAspect="1"/>
+                          </pic:cNvPicPr>
+                        </pic:nvPicPr>
+                        <pic:blipFill>
+                          <a:blip r:embed="rId26"/>
+                          <a:stretch>
+                            <a:fillRect/>
+                          </a:stretch>
+                        </pic:blipFill>
+                        <pic:spPr bwMode="auto">
+                          <a:xfrm>
+                            <a:off x="0" y="0"/>
+                            <a:ext cx="984738" cy="666686"/>
+                          </a:xfrm>
+                          <a:prstGeom prst="rect">
+                            <a:avLst/>
+                          </a:prstGeom>
+                          <a:noFill/>
+                          <a:ln w="9525">
+                            <a:noFill/>
+                            <a:headEnd/>
+                            <a:tailEnd/>
+                          </a:ln>
+                        </pic:spPr>
+                      </pic:pic>
+                    </a:graphicData>
+                  </a:graphic>
+                </wp:inline>
+              </w:drawing>
+            </w:r>
+          </w:p>
+        </w:tc>
+      </w:tr>
+      <w:tr>
+        <w:tc>
+          <w:tcPr/>
+          <w:p>
+            <w:pPr>
+              <w:pStyle w:val="Compact"/>
+              <w:jc w:val="left"/>
+            </w:pPr>
+            <w:r>
+              <w:t xml:space="preserve">Right</w:t>
+            </w:r>
+          </w:p>
+        </w:tc>
+        <w:tc>
+          <w:tcPr/>
+          <w:p>
+            <w:pPr>
+              <w:pStyle w:val="Compact"/>
+              <w:jc w:val="left"/>
+            </w:pPr>
+            <w:r>
+              <w:t xml:space="preserve">Default Par 2</w:t>
+            </w:r>
+          </w:p>
+        </w:tc>
+        <w:tc>
+          <w:tcPr/>
+          <w:p>
+            <w:pPr>
+              <w:pStyle w:val="Compact"/>
+              <w:jc w:val="right"/>
+            </w:pPr>
+            <w:r>
+              <w:t xml:space="preserve">-0.025 [-0.044, -0.006]</w:t>
+            </w:r>
+          </w:p>
+        </w:tc>
+        <w:tc>
+          <w:tcPr/>
+          <w:p>
+            <w:pPr>
+              <w:pStyle w:val="Compact"/>
+              <w:jc w:val="center"/>
+            </w:pPr>
+            <w:r>
+              <w:drawing>
+                <wp:inline>
+                  <wp:extent cx="984738" cy="666686"/>
+                  <wp:effectExtent b="0" l="0" r="0" t="0"/>
+                  <wp:docPr descr="" title="" id="1" name="Picture"/>
+                  <a:graphic>
+                    <a:graphicData uri="http://schemas.openxmlformats.org/drawingml/2006/picture">
+                      <pic:pic>
+                        <pic:nvPicPr>
+                          <pic:cNvPr descr="plots/parcel_icons/7Networks_RH_Default_Par_2_lateral.png" id="0" name="Picture"/>
+                          <pic:cNvPicPr>
+                            <a:picLocks noChangeArrowheads="1" noChangeAspect="1"/>
+                          </pic:cNvPicPr>
+                        </pic:nvPicPr>
+                        <pic:blipFill>
+                          <a:blip r:embed="rId27"/>
+                          <a:stretch>
+                            <a:fillRect/>
+                          </a:stretch>
+                        </pic:blipFill>
+                        <pic:spPr bwMode="auto">
+                          <a:xfrm>
+                            <a:off x="0" y="0"/>
+                            <a:ext cx="984738" cy="666686"/>
+                          </a:xfrm>
+                          <a:prstGeom prst="rect">
+                            <a:avLst/>
+                          </a:prstGeom>
+                          <a:noFill/>
+                          <a:ln w="9525">
+                            <a:noFill/>
+                            <a:headEnd/>
+                            <a:tailEnd/>
+                          </a:ln>
+                        </pic:spPr>
+                      </pic:pic>
+                    </a:graphicData>
+                  </a:graphic>
+                </wp:inline>
+              </w:drawing>
+            </w:r>
+          </w:p>
+        </w:tc>
+      </w:tr>
+      <w:tr>
+        <w:tc>
+          <w:tcPr/>
+          <w:p>
+            <w:pPr>
+              <w:pStyle w:val="Compact"/>
+              <w:jc w:val="left"/>
+            </w:pPr>
+            <w:r>
+              <w:t xml:space="preserve">Right</w:t>
+            </w:r>
+          </w:p>
+        </w:tc>
+        <w:tc>
+          <w:tcPr/>
+          <w:p>
+            <w:pPr>
+              <w:pStyle w:val="Compact"/>
+              <w:jc w:val="left"/>
+            </w:pPr>
+            <w:r>
+              <w:t xml:space="preserve">Default pCunPCC 4</w:t>
+            </w:r>
+          </w:p>
+        </w:tc>
+        <w:tc>
+          <w:tcPr/>
+          <w:p>
+            <w:pPr>
+              <w:pStyle w:val="Compact"/>
+              <w:jc w:val="right"/>
+            </w:pPr>
+            <w:r>
+              <w:t xml:space="preserve">-0.037 [-0.058, -0.016]</w:t>
+            </w:r>
+          </w:p>
+        </w:tc>
+        <w:tc>
+          <w:tcPr/>
+          <w:p>
+            <w:pPr>
+              <w:pStyle w:val="Compact"/>
+              <w:jc w:val="center"/>
+            </w:pPr>
+            <w:r>
+              <w:drawing>
+                <wp:inline>
+                  <wp:extent cx="984738" cy="666686"/>
+                  <wp:effectExtent b="0" l="0" r="0" t="0"/>
+                  <wp:docPr descr="" title="" id="1" name="Picture"/>
+                  <a:graphic>
+                    <a:graphicData uri="http://schemas.openxmlformats.org/drawingml/2006/picture">
+                      <pic:pic>
+                        <pic:nvPicPr>
+                          <pic:cNvPr descr="plots/parcel_icons/7Networks_RH_Default_pCunPCC_4_medial.png" id="0" name="Picture"/>
+                          <pic:cNvPicPr>
+                            <a:picLocks noChangeArrowheads="1" noChangeAspect="1"/>
+                          </pic:cNvPicPr>
+                        </pic:nvPicPr>
+                        <pic:blipFill>
+                          <a:blip r:embed="rId28"/>
+                          <a:stretch>
+                            <a:fillRect/>
+                          </a:stretch>
+                        </pic:blipFill>
+                        <pic:spPr bwMode="auto">
+                          <a:xfrm>
+                            <a:off x="0" y="0"/>
+                            <a:ext cx="984738" cy="666686"/>
+                          </a:xfrm>
+                          <a:prstGeom prst="rect">
+                            <a:avLst/>
+                          </a:prstGeom>
+                          <a:noFill/>
+                          <a:ln w="9525">
+                            <a:noFill/>
+                            <a:headEnd/>
+                            <a:tailEnd/>
+                          </a:ln>
+                        </pic:spPr>
+                      </pic:pic>
+                    </a:graphicData>
+                  </a:graphic>
+                </wp:inline>
+              </w:drawing>
+            </w:r>
+          </w:p>
+        </w:tc>
+      </w:tr>
+    </w:tbl>
     <w:sectPr/>
   </w:body>
 </w:document>
